--- a/docs/MANUAL_USUARIO.docx
+++ b/docs/MANUAL_USUARIO.docx
@@ -2550,7 +2550,7 @@
     </w:p>
     <w:p>
       <w:r>
-        <w:t>Los datos se procesan y publican una vez al mes. El tablero se actualiza solo:</w:t>
+        <w:t>Los datos se procesan y publican una vez al mes. El tablero se actualiza solo al abrirse (y cada 6 horas si queda abierto), por dos vías:</w:t>
       </w:r>
     </w:p>
     <w:p>
@@ -2561,10 +2561,40 @@
         <w:rPr>
           <w:b/>
         </w:rPr>
-        <w:t>Con internet:</w:t>
+        <w:t>Carpeta compartida (SharePoint).</w:t>
       </w:r>
       <w:r>
-        <w:t xml:space="preserve"> al abrirse, busca la última versión publicada; si es más nueva que la suya, la descarga (unos 14 MB), la verifica y la instala. Aparece un aviso "Datos actualizados a la versión …" y la versión nueva en la barra lateral.</w:t>
+        <w:t xml:space="preserve"> El equipo que procesa los datos deja la base nueva en una biblioteca de SharePoint. Si esa biblioteca está sincronizada en su equipo con OneDrive y la ruta está escrita en </w:t>
+      </w:r>
+      <w:r>
+        <w:rPr>
+          <w:rFonts w:ascii="Consolas" w:hAnsi="Consolas"/>
+          <w:sz w:val="18"/>
+        </w:rPr>
+        <w:t>InformeRegional\app\informe_regional.toml</w:t>
+      </w:r>
+      <w:r>
+        <w:t xml:space="preserve"> (</w:t>
+      </w:r>
+      <w:r>
+        <w:rPr>
+          <w:rFonts w:ascii="Consolas" w:hAnsi="Consolas"/>
+          <w:sz w:val="18"/>
+        </w:rPr>
+        <w:t>carpeta_actualizacion</w:t>
+      </w:r>
+      <w:r>
+        <w:t xml:space="preserve">), el tablero la toma de ahí. Quien le entregó el tablero normalmente ya dejó esa ruta configurada; si no, ábrala con el Bloc de notas y escriba la ruta de la carpeta sincronizada, con barras </w:t>
+      </w:r>
+      <w:r>
+        <w:rPr>
+          <w:rFonts w:ascii="Consolas" w:hAnsi="Consolas"/>
+          <w:sz w:val="18"/>
+        </w:rPr>
+        <w:t>/</w:t>
+      </w:r>
+      <w:r>
+        <w:t>.</w:t>
       </w:r>
     </w:p>
     <w:p>
@@ -2575,16 +2605,28 @@
         <w:rPr>
           <w:b/>
         </w:rPr>
-        <w:t>Sin internet:</w:t>
+        <w:t>Internet.</w:t>
       </w:r>
       <w:r>
-        <w:t xml:space="preserve"> sigue mostrando la versión que tiene. En la barra lateral aparece "No se pudo comprobar si hay datos más recientes".</w:t>
+        <w:t xml:space="preserve"> Busca la última versión publicada en la dirección configurada (</w:t>
+      </w:r>
+      <w:r>
+        <w:rPr>
+          <w:rFonts w:ascii="Consolas" w:hAnsi="Consolas"/>
+          <w:sz w:val="18"/>
+        </w:rPr>
+        <w:t>url_actualizacion</w:t>
+      </w:r>
+      <w:r>
+        <w:t>); si es más nueva que la suya, la descarga (unos 14 MB), la verifica y la instala.</w:t>
       </w:r>
     </w:p>
     <w:p>
-      <w:pPr>
-        <w:pStyle w:val="ListBullet"/>
-      </w:pPr>
+      <w:r>
+        <w:t>En ambos casos aparece el aviso "Datos actualizados a la versión …" y la versión nueva en la barra lateral. Si ninguna de las dos vías está disponible (sin red, carpeta sin sincronizar), sigue mostrando la versión que tiene y la barra lateral indica "No se pudo comprobar si hay datos más recientes".</w:t>
+      </w:r>
+    </w:p>
+    <w:p>
       <w:r>
         <w:rPr>
           <w:b/>
@@ -2602,7 +2644,7 @@
         <w:t>informe_regional_visor.duckdb</w:t>
       </w:r>
       <w:r>
-        <w:t xml:space="preserve"> (por correo, USB o SharePoint), cópielo en la carpeta </w:t>
+        <w:t xml:space="preserve"> (por correo o USB), cópielo en la carpeta </w:t>
       </w:r>
       <w:r>
         <w:rPr>

--- a/docs/MANUAL_USUARIO.docx
+++ b/docs/MANUAL_USUARIO.docx
@@ -2564,7 +2564,27 @@
         <w:t>Carpeta compartida (SharePoint).</w:t>
       </w:r>
       <w:r>
-        <w:t xml:space="preserve"> El equipo que procesa los datos deja la base nueva en una biblioteca de SharePoint. Si esa biblioteca está sincronizada en su equipo con OneDrive y la ruta está escrita en </w:t>
+        <w:t xml:space="preserve"> El equipo que procesa los datos deja la base nueva en una biblioteca de SharePoint (</w:t>
+      </w:r>
+      <w:r>
+        <w:rPr>
+          <w:rFonts w:ascii="Consolas" w:hAnsi="Consolas"/>
+          <w:sz w:val="18"/>
+        </w:rPr>
+        <w:t>Informe Regional</w:t>
+      </w:r>
+      <w:r>
+        <w:t xml:space="preserve"> → </w:t>
+      </w:r>
+      <w:r>
+        <w:rPr>
+          <w:rFonts w:ascii="Consolas" w:hAnsi="Consolas"/>
+          <w:sz w:val="18"/>
+        </w:rPr>
+        <w:t>Datos</w:t>
+      </w:r>
+      <w:r>
+        <w:t xml:space="preserve">). Basta con tener esa biblioteca sincronizada en su equipo con OneDrive: el tablero la encuentra solo, sea cual sea su usuario. Si la biblioteca tiene otro nombre, quien le entregó el tablero habrá ajustado la ruta en </w:t>
       </w:r>
       <w:r>
         <w:rPr>
@@ -2572,26 +2592,6 @@
           <w:sz w:val="18"/>
         </w:rPr>
         <w:t>InformeRegional\app\informe_regional.toml</w:t>
-      </w:r>
-      <w:r>
-        <w:t xml:space="preserve"> (</w:t>
-      </w:r>
-      <w:r>
-        <w:rPr>
-          <w:rFonts w:ascii="Consolas" w:hAnsi="Consolas"/>
-          <w:sz w:val="18"/>
-        </w:rPr>
-        <w:t>carpeta_actualizacion</w:t>
-      </w:r>
-      <w:r>
-        <w:t xml:space="preserve">), el tablero la toma de ahí. Quien le entregó el tablero normalmente ya dejó esa ruta configurada; si no, ábrala con el Bloc de notas y escriba la ruta de la carpeta sincronizada, con barras </w:t>
-      </w:r>
-      <w:r>
-        <w:rPr>
-          <w:rFonts w:ascii="Consolas" w:hAnsi="Consolas"/>
-          <w:sz w:val="18"/>
-        </w:rPr>
-        <w:t>/</w:t>
       </w:r>
       <w:r>
         <w:t>.</w:t>
